--- a/docs/ba/frs/frs.en.docx
+++ b/docs/ba/frs/frs.en.docx
@@ -45,7 +45,7 @@
         <w:jc w:val="center"/>
       </w:pPr>
       <w:r>
-        <w:t>Status: Draft v1.5</w:t>
+        <w:t>Status: Draft v1.6</w:t>
       </w:r>
     </w:p>
     <w:p>
@@ -53,7 +53,7 @@
         <w:jc w:val="center"/>
       </w:pPr>
       <w:r>
-        <w:t>Last updated: 2026-07-22</w:t>
+        <w:t>Last updated: 2026-07-24</w:t>
       </w:r>
     </w:p>
     <w:p>
@@ -71,7 +71,7 @@
     </w:p>
     <w:p>
       <w:r>
-        <w:t>Document style: SAP490 hybrid, function-detail-first, aligned with BRD v1.5 and SRS v1.4</w:t>
+        <w:t>Document style: SAP490 hybrid, function-detail-first, aligned with BRD v1.6 and SRS v1.5</w:t>
       </w:r>
     </w:p>
     <w:p>
@@ -818,6 +818,110 @@
                 <w:sz w:val="18"/>
               </w:rPr>
               <w:t>Aligned authentication/session, shared QA data/storage, asynchronous email-outbox, and normalized human-reviewed AI audit behavior with the current implementation baseline.</w:t>
+            </w:r>
+          </w:p>
+        </w:tc>
+        <w:tc>
+          <w:tcPr>
+            <w:tcW w:type="dxa" w:w="1662"/>
+            <w:vAlign w:val="center"/>
+          </w:tcPr>
+          <w:p>
+            <w:r/>
+            <w:r>
+              <w:rPr>
+                <w:rFonts w:ascii="Arial" w:hAnsi="Arial"/>
+                <w:b w:val="0"/>
+                <w:sz w:val="18"/>
+              </w:rPr>
+              <w:t>Draft</w:t>
+            </w:r>
+          </w:p>
+        </w:tc>
+      </w:tr>
+      <w:tr>
+        <w:tc>
+          <w:tcPr>
+            <w:tcW w:type="dxa" w:w="1662"/>
+            <w:vAlign w:val="center"/>
+          </w:tcPr>
+          <w:p>
+            <w:r/>
+            <w:r>
+              <w:rPr>
+                <w:rFonts w:ascii="Arial" w:hAnsi="Arial"/>
+                <w:b w:val="0"/>
+                <w:sz w:val="18"/>
+              </w:rPr>
+              <w:t>v1.6</w:t>
+            </w:r>
+          </w:p>
+        </w:tc>
+        <w:tc>
+          <w:tcPr>
+            <w:tcW w:type="dxa" w:w="1662"/>
+            <w:vAlign w:val="center"/>
+          </w:tcPr>
+          <w:p>
+            <w:r/>
+            <w:r>
+              <w:rPr>
+                <w:rFonts w:ascii="Arial" w:hAnsi="Arial"/>
+                <w:b w:val="0"/>
+                <w:sz w:val="18"/>
+              </w:rPr>
+              <w:t>2026-07-24</w:t>
+            </w:r>
+          </w:p>
+        </w:tc>
+        <w:tc>
+          <w:tcPr>
+            <w:tcW w:type="dxa" w:w="1662"/>
+            <w:vAlign w:val="center"/>
+          </w:tcPr>
+          <w:p>
+            <w:r/>
+            <w:r>
+              <w:rPr>
+                <w:rFonts w:ascii="Arial" w:hAnsi="Arial"/>
+                <w:b w:val="0"/>
+                <w:sz w:val="18"/>
+              </w:rPr>
+              <w:t>IDTS Project Team</w:t>
+            </w:r>
+          </w:p>
+        </w:tc>
+        <w:tc>
+          <w:tcPr>
+            <w:tcW w:type="dxa" w:w="1662"/>
+            <w:vAlign w:val="center"/>
+          </w:tcPr>
+          <w:p>
+            <w:r/>
+            <w:r>
+              <w:rPr>
+                <w:rFonts w:ascii="Arial" w:hAnsi="Arial"/>
+                <w:b w:val="0"/>
+                <w:sz w:val="18"/>
+              </w:rPr>
+              <w:t>Mentor / Supervisor</w:t>
+            </w:r>
+          </w:p>
+        </w:tc>
+        <w:tc>
+          <w:tcPr>
+            <w:tcW w:type="dxa" w:w="1662"/>
+            <w:vAlign w:val="center"/>
+          </w:tcPr>
+          <w:p>
+            <w:r/>
+            <w:r>
+              <w:rPr>
+                <w:rFonts w:ascii="Arial" w:hAnsi="Arial"/>
+                <w:b w:val="0"/>
+                <w:sz w:val="18"/>
+              </w:rPr>
+              <w:t>Aligned OData/draft handler traceability and exact action audit codes; corrected AI review-state wording to the implemented PENDING-only audit behavior.</w:t>
             </w:r>
           </w:p>
         </w:tc>
@@ -2216,7 +2320,7 @@
       <w:r>
         <w:drawing>
           <wp:inline xmlns:a="http://schemas.openxmlformats.org/drawingml/2006/main" xmlns:pic="http://schemas.openxmlformats.org/drawingml/2006/picture">
-            <wp:extent cx="5760720" cy="9610997"/>
+            <wp:extent cx="5760720" cy="9608381"/>
             <wp:docPr id="1" name="Picture 1"/>
             <wp:cNvGraphicFramePr>
               <a:graphicFrameLocks noChangeAspect="1"/>
@@ -2237,7 +2341,7 @@
                   <pic:spPr>
                     <a:xfrm>
                       <a:off x="0" y="0"/>
-                      <a:ext cx="5760720" cy="9610997"/>
+                      <a:ext cx="5760720" cy="9608381"/>
                     </a:xfrm>
                     <a:prstGeom prst="rect"/>
                   </pic:spPr>
@@ -2275,7 +2379,7 @@
       <w:r>
         <w:drawing>
           <wp:inline xmlns:a="http://schemas.openxmlformats.org/drawingml/2006/main" xmlns:pic="http://schemas.openxmlformats.org/drawingml/2006/picture">
-            <wp:extent cx="5760720" cy="3247753"/>
+            <wp:extent cx="5760720" cy="3243290"/>
             <wp:docPr id="2" name="Picture 2"/>
             <wp:cNvGraphicFramePr>
               <a:graphicFrameLocks noChangeAspect="1"/>
@@ -2296,7 +2400,7 @@
                   <pic:spPr>
                     <a:xfrm>
                       <a:off x="0" y="0"/>
-                      <a:ext cx="5760720" cy="3247753"/>
+                      <a:ext cx="5760720" cy="3243290"/>
                     </a:xfrm>
                     <a:prstGeom prst="rect"/>
                   </pic:spPr>
@@ -2334,7 +2438,7 @@
       <w:r>
         <w:drawing>
           <wp:inline xmlns:a="http://schemas.openxmlformats.org/drawingml/2006/main" xmlns:pic="http://schemas.openxmlformats.org/drawingml/2006/picture">
-            <wp:extent cx="5760720" cy="5209631"/>
+            <wp:extent cx="5760720" cy="3885378"/>
             <wp:docPr id="3" name="Picture 3"/>
             <wp:cNvGraphicFramePr>
               <a:graphicFrameLocks noChangeAspect="1"/>
@@ -2355,7 +2459,7 @@
                   <pic:spPr>
                     <a:xfrm>
                       <a:off x="0" y="0"/>
-                      <a:ext cx="5760720" cy="5209631"/>
+                      <a:ext cx="5760720" cy="3885378"/>
                     </a:xfrm>
                     <a:prstGeom prst="rect"/>
                   </pic:spPr>
@@ -2393,7 +2497,7 @@
       <w:r>
         <w:drawing>
           <wp:inline xmlns:a="http://schemas.openxmlformats.org/drawingml/2006/main" xmlns:pic="http://schemas.openxmlformats.org/drawingml/2006/picture">
-            <wp:extent cx="5760720" cy="9875520"/>
+            <wp:extent cx="5760720" cy="9865867"/>
             <wp:docPr id="4" name="Picture 4"/>
             <wp:cNvGraphicFramePr>
               <a:graphicFrameLocks noChangeAspect="1"/>
@@ -2414,7 +2518,7 @@
                   <pic:spPr>
                     <a:xfrm>
                       <a:off x="0" y="0"/>
-                      <a:ext cx="5760720" cy="9875520"/>
+                      <a:ext cx="5760720" cy="9865867"/>
                     </a:xfrm>
                     <a:prstGeom prst="rect"/>
                   </pic:spPr>
@@ -2452,7 +2556,7 @@
       <w:r>
         <w:drawing>
           <wp:inline xmlns:a="http://schemas.openxmlformats.org/drawingml/2006/main" xmlns:pic="http://schemas.openxmlformats.org/drawingml/2006/picture">
-            <wp:extent cx="5760720" cy="6348549"/>
+            <wp:extent cx="5760720" cy="6813878"/>
             <wp:docPr id="5" name="Picture 5"/>
             <wp:cNvGraphicFramePr>
               <a:graphicFrameLocks noChangeAspect="1"/>
@@ -2473,7 +2577,7 @@
                   <pic:spPr>
                     <a:xfrm>
                       <a:off x="0" y="0"/>
-                      <a:ext cx="5760720" cy="6348549"/>
+                      <a:ext cx="5760720" cy="6813878"/>
                     </a:xfrm>
                     <a:prstGeom prst="rect"/>
                   </pic:spPr>
@@ -2511,7 +2615,7 @@
       <w:r>
         <w:drawing>
           <wp:inline xmlns:a="http://schemas.openxmlformats.org/drawingml/2006/main" xmlns:pic="http://schemas.openxmlformats.org/drawingml/2006/picture">
-            <wp:extent cx="5760720" cy="3071404"/>
+            <wp:extent cx="5760720" cy="4204757"/>
             <wp:docPr id="6" name="Picture 6"/>
             <wp:cNvGraphicFramePr>
               <a:graphicFrameLocks noChangeAspect="1"/>
@@ -2532,7 +2636,7 @@
                   <pic:spPr>
                     <a:xfrm>
                       <a:off x="0" y="0"/>
-                      <a:ext cx="5760720" cy="3071404"/>
+                      <a:ext cx="5760720" cy="4204757"/>
                     </a:xfrm>
                     <a:prstGeom prst="rect"/>
                   </pic:spPr>
@@ -2629,7 +2733,7 @@
       <w:r>
         <w:drawing>
           <wp:inline xmlns:a="http://schemas.openxmlformats.org/drawingml/2006/main" xmlns:pic="http://schemas.openxmlformats.org/drawingml/2006/picture">
-            <wp:extent cx="5760720" cy="6554289"/>
+            <wp:extent cx="5760720" cy="6553655"/>
             <wp:docPr id="8" name="Picture 8"/>
             <wp:cNvGraphicFramePr>
               <a:graphicFrameLocks noChangeAspect="1"/>
@@ -2650,7 +2754,7 @@
                   <pic:spPr>
                     <a:xfrm>
                       <a:off x="0" y="0"/>
-                      <a:ext cx="5760720" cy="6554289"/>
+                      <a:ext cx="5760720" cy="6553655"/>
                     </a:xfrm>
                     <a:prstGeom prst="rect"/>
                   </pic:spPr>
@@ -9384,6 +9488,462 @@
       </w:tr>
     </w:tbl>
     <w:p>
+      <w:r>
+        <w:t>The deployed audit baseline keeps one exact action code for each bound workflow command so a reviewer can trace the OData request to the stored event without translating it into a broader legacy label:</w:t>
+      </w:r>
+    </w:p>
+    <w:tbl>
+      <w:tblPr>
+        <w:tblStyle w:val="TableGrid"/>
+        <w:tblW w:type="auto" w:w="0"/>
+        <w:tblLayout w:type="autofit"/>
+        <w:tblLook w:firstColumn="1" w:firstRow="1" w:lastColumn="0" w:lastRow="0" w:noHBand="0" w:noVBand="1" w:val="04A0"/>
+      </w:tblPr>
+      <w:tblGrid>
+        <w:gridCol w:w="4986"/>
+        <w:gridCol w:w="4986"/>
+      </w:tblGrid>
+      <w:tr>
+        <w:tc>
+          <w:tcPr>
+            <w:tcW w:type="dxa" w:w="4986"/>
+            <w:shd w:val="clear" w:fill="D9E2F3"/>
+            <w:vAlign w:val="center"/>
+          </w:tcPr>
+          <w:p>
+            <w:r/>
+            <w:r>
+              <w:rPr>
+                <w:rFonts w:ascii="Arial" w:hAnsi="Arial"/>
+                <w:b/>
+                <w:sz w:val="18"/>
+              </w:rPr>
+              <w:t>Bound OData action</w:t>
+            </w:r>
+          </w:p>
+        </w:tc>
+        <w:tc>
+          <w:tcPr>
+            <w:tcW w:type="dxa" w:w="4986"/>
+            <w:shd w:val="clear" w:fill="D9E2F3"/>
+            <w:vAlign w:val="center"/>
+          </w:tcPr>
+          <w:p>
+            <w:r/>
+            <w:r>
+              <w:rPr>
+                <w:rFonts w:ascii="Arial" w:hAnsi="Arial"/>
+                <w:b/>
+                <w:sz w:val="18"/>
+              </w:rPr>
+              <w:t>Persisted exact ActionTypes.code</w:t>
+            </w:r>
+          </w:p>
+        </w:tc>
+      </w:tr>
+      <w:tr>
+        <w:tc>
+          <w:tcPr>
+            <w:tcW w:type="dxa" w:w="4986"/>
+            <w:vAlign w:val="center"/>
+          </w:tcPr>
+          <w:p>
+            <w:r/>
+            <w:r>
+              <w:rPr>
+                <w:rFonts w:ascii="Arial" w:hAnsi="Arial"/>
+                <w:b w:val="0"/>
+                <w:sz w:val="18"/>
+              </w:rPr>
+              <w:t>assignToDeveloper</w:t>
+            </w:r>
+          </w:p>
+        </w:tc>
+        <w:tc>
+          <w:tcPr>
+            <w:tcW w:type="dxa" w:w="4986"/>
+            <w:vAlign w:val="center"/>
+          </w:tcPr>
+          <w:p>
+            <w:r/>
+            <w:r>
+              <w:rPr>
+                <w:rFonts w:ascii="Arial" w:hAnsi="Arial"/>
+                <w:b w:val="0"/>
+                <w:sz w:val="18"/>
+              </w:rPr>
+              <w:t>ASSIGN_TO_DEVELOPER</w:t>
+            </w:r>
+          </w:p>
+        </w:tc>
+      </w:tr>
+      <w:tr>
+        <w:tc>
+          <w:tcPr>
+            <w:tcW w:type="dxa" w:w="4986"/>
+            <w:vAlign w:val="center"/>
+          </w:tcPr>
+          <w:p>
+            <w:r/>
+            <w:r>
+              <w:rPr>
+                <w:rFonts w:ascii="Arial" w:hAnsi="Arial"/>
+                <w:b w:val="0"/>
+                <w:sz w:val="18"/>
+              </w:rPr>
+              <w:t>moveToPendingAssignment</w:t>
+            </w:r>
+          </w:p>
+        </w:tc>
+        <w:tc>
+          <w:tcPr>
+            <w:tcW w:type="dxa" w:w="4986"/>
+            <w:vAlign w:val="center"/>
+          </w:tcPr>
+          <w:p>
+            <w:r/>
+            <w:r>
+              <w:rPr>
+                <w:rFonts w:ascii="Arial" w:hAnsi="Arial"/>
+                <w:b w:val="0"/>
+                <w:sz w:val="18"/>
+              </w:rPr>
+              <w:t>MOVE_TO_PENDING_ASSIGNMENT</w:t>
+            </w:r>
+          </w:p>
+        </w:tc>
+      </w:tr>
+      <w:tr>
+        <w:tc>
+          <w:tcPr>
+            <w:tcW w:type="dxa" w:w="4986"/>
+            <w:vAlign w:val="center"/>
+          </w:tcPr>
+          <w:p>
+            <w:r/>
+            <w:r>
+              <w:rPr>
+                <w:rFonts w:ascii="Arial" w:hAnsi="Arial"/>
+                <w:b w:val="0"/>
+                <w:sz w:val="18"/>
+              </w:rPr>
+              <w:t>markInReview</w:t>
+            </w:r>
+          </w:p>
+        </w:tc>
+        <w:tc>
+          <w:tcPr>
+            <w:tcW w:type="dxa" w:w="4986"/>
+            <w:vAlign w:val="center"/>
+          </w:tcPr>
+          <w:p>
+            <w:r/>
+            <w:r>
+              <w:rPr>
+                <w:rFonts w:ascii="Arial" w:hAnsi="Arial"/>
+                <w:b w:val="0"/>
+                <w:sz w:val="18"/>
+              </w:rPr>
+              <w:t>MARK_IN_REVIEW</w:t>
+            </w:r>
+          </w:p>
+        </w:tc>
+      </w:tr>
+      <w:tr>
+        <w:tc>
+          <w:tcPr>
+            <w:tcW w:type="dxa" w:w="4986"/>
+            <w:vAlign w:val="center"/>
+          </w:tcPr>
+          <w:p>
+            <w:r/>
+            <w:r>
+              <w:rPr>
+                <w:rFonts w:ascii="Arial" w:hAnsi="Arial"/>
+                <w:b w:val="0"/>
+                <w:sz w:val="18"/>
+              </w:rPr>
+              <w:t>requestMoreInformation</w:t>
+            </w:r>
+          </w:p>
+        </w:tc>
+        <w:tc>
+          <w:tcPr>
+            <w:tcW w:type="dxa" w:w="4986"/>
+            <w:vAlign w:val="center"/>
+          </w:tcPr>
+          <w:p>
+            <w:r/>
+            <w:r>
+              <w:rPr>
+                <w:rFonts w:ascii="Arial" w:hAnsi="Arial"/>
+                <w:b w:val="0"/>
+                <w:sz w:val="18"/>
+              </w:rPr>
+              <w:t>REQUEST_MORE_INFORMATION</w:t>
+            </w:r>
+          </w:p>
+        </w:tc>
+      </w:tr>
+      <w:tr>
+        <w:tc>
+          <w:tcPr>
+            <w:tcW w:type="dxa" w:w="4986"/>
+            <w:vAlign w:val="center"/>
+          </w:tcPr>
+          <w:p>
+            <w:r/>
+            <w:r>
+              <w:rPr>
+                <w:rFonts w:ascii="Arial" w:hAnsi="Arial"/>
+                <w:b w:val="0"/>
+                <w:sz w:val="18"/>
+              </w:rPr>
+              <w:t>resubmitToDeveloper</w:t>
+            </w:r>
+          </w:p>
+        </w:tc>
+        <w:tc>
+          <w:tcPr>
+            <w:tcW w:type="dxa" w:w="4986"/>
+            <w:vAlign w:val="center"/>
+          </w:tcPr>
+          <w:p>
+            <w:r/>
+            <w:r>
+              <w:rPr>
+                <w:rFonts w:ascii="Arial" w:hAnsi="Arial"/>
+                <w:b w:val="0"/>
+                <w:sz w:val="18"/>
+              </w:rPr>
+              <w:t>RESUBMIT_TO_DEVELOPER</w:t>
+            </w:r>
+          </w:p>
+        </w:tc>
+      </w:tr>
+      <w:tr>
+        <w:tc>
+          <w:tcPr>
+            <w:tcW w:type="dxa" w:w="4986"/>
+            <w:vAlign w:val="center"/>
+          </w:tcPr>
+          <w:p>
+            <w:r/>
+            <w:r>
+              <w:rPr>
+                <w:rFonts w:ascii="Arial" w:hAnsi="Arial"/>
+                <w:b w:val="0"/>
+                <w:sz w:val="18"/>
+              </w:rPr>
+              <w:t>rejectBug</w:t>
+            </w:r>
+          </w:p>
+        </w:tc>
+        <w:tc>
+          <w:tcPr>
+            <w:tcW w:type="dxa" w:w="4986"/>
+            <w:vAlign w:val="center"/>
+          </w:tcPr>
+          <w:p>
+            <w:r/>
+            <w:r>
+              <w:rPr>
+                <w:rFonts w:ascii="Arial" w:hAnsi="Arial"/>
+                <w:b w:val="0"/>
+                <w:sz w:val="18"/>
+              </w:rPr>
+              <w:t>REJECT_BUG</w:t>
+            </w:r>
+          </w:p>
+        </w:tc>
+      </w:tr>
+      <w:tr>
+        <w:tc>
+          <w:tcPr>
+            <w:tcW w:type="dxa" w:w="4986"/>
+            <w:vAlign w:val="center"/>
+          </w:tcPr>
+          <w:p>
+            <w:r/>
+            <w:r>
+              <w:rPr>
+                <w:rFonts w:ascii="Arial" w:hAnsi="Arial"/>
+                <w:b w:val="0"/>
+                <w:sz w:val="18"/>
+              </w:rPr>
+              <w:t>startProgress</w:t>
+            </w:r>
+          </w:p>
+        </w:tc>
+        <w:tc>
+          <w:tcPr>
+            <w:tcW w:type="dxa" w:w="4986"/>
+            <w:vAlign w:val="center"/>
+          </w:tcPr>
+          <w:p>
+            <w:r/>
+            <w:r>
+              <w:rPr>
+                <w:rFonts w:ascii="Arial" w:hAnsi="Arial"/>
+                <w:b w:val="0"/>
+                <w:sz w:val="18"/>
+              </w:rPr>
+              <w:t>START_PROGRESS</w:t>
+            </w:r>
+          </w:p>
+        </w:tc>
+      </w:tr>
+      <w:tr>
+        <w:tc>
+          <w:tcPr>
+            <w:tcW w:type="dxa" w:w="4986"/>
+            <w:vAlign w:val="center"/>
+          </w:tcPr>
+          <w:p>
+            <w:r/>
+            <w:r>
+              <w:rPr>
+                <w:rFonts w:ascii="Arial" w:hAnsi="Arial"/>
+                <w:b w:val="0"/>
+                <w:sz w:val="18"/>
+              </w:rPr>
+              <w:t>resolveBug</w:t>
+            </w:r>
+          </w:p>
+        </w:tc>
+        <w:tc>
+          <w:tcPr>
+            <w:tcW w:type="dxa" w:w="4986"/>
+            <w:vAlign w:val="center"/>
+          </w:tcPr>
+          <w:p>
+            <w:r/>
+            <w:r>
+              <w:rPr>
+                <w:rFonts w:ascii="Arial" w:hAnsi="Arial"/>
+                <w:b w:val="0"/>
+                <w:sz w:val="18"/>
+              </w:rPr>
+              <w:t>RESOLVE_BUG</w:t>
+            </w:r>
+          </w:p>
+        </w:tc>
+      </w:tr>
+      <w:tr>
+        <w:tc>
+          <w:tcPr>
+            <w:tcW w:type="dxa" w:w="4986"/>
+            <w:vAlign w:val="center"/>
+          </w:tcPr>
+          <w:p>
+            <w:r/>
+            <w:r>
+              <w:rPr>
+                <w:rFonts w:ascii="Arial" w:hAnsi="Arial"/>
+                <w:b w:val="0"/>
+                <w:sz w:val="18"/>
+              </w:rPr>
+              <w:t>sendToRetest</w:t>
+            </w:r>
+          </w:p>
+        </w:tc>
+        <w:tc>
+          <w:tcPr>
+            <w:tcW w:type="dxa" w:w="4986"/>
+            <w:vAlign w:val="center"/>
+          </w:tcPr>
+          <w:p>
+            <w:r/>
+            <w:r>
+              <w:rPr>
+                <w:rFonts w:ascii="Arial" w:hAnsi="Arial"/>
+                <w:b w:val="0"/>
+                <w:sz w:val="18"/>
+              </w:rPr>
+              <w:t>SEND_TO_RETEST</w:t>
+            </w:r>
+          </w:p>
+        </w:tc>
+      </w:tr>
+      <w:tr>
+        <w:tc>
+          <w:tcPr>
+            <w:tcW w:type="dxa" w:w="4986"/>
+            <w:vAlign w:val="center"/>
+          </w:tcPr>
+          <w:p>
+            <w:r/>
+            <w:r>
+              <w:rPr>
+                <w:rFonts w:ascii="Arial" w:hAnsi="Arial"/>
+                <w:b w:val="0"/>
+                <w:sz w:val="18"/>
+              </w:rPr>
+              <w:t>closeBug</w:t>
+            </w:r>
+          </w:p>
+        </w:tc>
+        <w:tc>
+          <w:tcPr>
+            <w:tcW w:type="dxa" w:w="4986"/>
+            <w:vAlign w:val="center"/>
+          </w:tcPr>
+          <w:p>
+            <w:r/>
+            <w:r>
+              <w:rPr>
+                <w:rFonts w:ascii="Arial" w:hAnsi="Arial"/>
+                <w:b w:val="0"/>
+                <w:sz w:val="18"/>
+              </w:rPr>
+              <w:t>CLOSE_BUG</w:t>
+            </w:r>
+          </w:p>
+        </w:tc>
+      </w:tr>
+      <w:tr>
+        <w:tc>
+          <w:tcPr>
+            <w:tcW w:type="dxa" w:w="4986"/>
+            <w:vAlign w:val="center"/>
+          </w:tcPr>
+          <w:p>
+            <w:r/>
+            <w:r>
+              <w:rPr>
+                <w:rFonts w:ascii="Arial" w:hAnsi="Arial"/>
+                <w:b w:val="0"/>
+                <w:sz w:val="18"/>
+              </w:rPr>
+              <w:t>reopenBug</w:t>
+            </w:r>
+          </w:p>
+        </w:tc>
+        <w:tc>
+          <w:tcPr>
+            <w:tcW w:type="dxa" w:w="4986"/>
+            <w:vAlign w:val="center"/>
+          </w:tcPr>
+          <w:p>
+            <w:r/>
+            <w:r>
+              <w:rPr>
+                <w:rFonts w:ascii="Arial" w:hAnsi="Arial"/>
+                <w:b w:val="0"/>
+                <w:sz w:val="18"/>
+              </w:rPr>
+              <w:t>REOPEN_BUG</w:t>
+            </w:r>
+          </w:p>
+        </w:tc>
+      </w:tr>
+    </w:tbl>
+    <w:p>
+      <w:r>
+        <w:t>The runtime also preserves legacy action categories for historical compatibility. New exact-command evidence must use the exact code above.</w:t>
+      </w:r>
+    </w:p>
+    <w:p>
       <w:pPr>
         <w:pStyle w:val="Heading3"/>
       </w:pPr>
@@ -11215,7 +11775,7 @@
                 <w:b w:val="0"/>
                 <w:sz w:val="18"/>
               </w:rPr>
-              <w:t>CAP allowlists and sanitizes permitted bug/context fields; the provider returns normalized advisory output; the UI renders it as text requiring review; source-linked output is stored as a safe AiSuggestions audit row; the user may accept, reject, ignore, or use normal authorized actions to make a decision.</w:t>
+              <w:t>CAP allowlists and sanitizes permitted bug/context fields; the provider or deterministic fallback returns normalized advisory output; the UI renders it as text requiring review; source-linked output is stored as a safe AiSuggestions audit row in PENDING. The user may review or ignore the displayed advice and may separately use a normal authorized CAP action. The current service does not persist accept/reject/ignore review outcomes.</w:t>
             </w:r>
           </w:p>
         </w:tc>
@@ -12613,7 +13173,7 @@
                 <w:b w:val="0"/>
                 <w:sz w:val="18"/>
               </w:rPr>
-              <w:t>AiSuggestions stores only normalized safe suggestion and human-review/audit state.</w:t>
+              <w:t>AiSuggestions stores only normalized safe suggestion/audit data. Current source-linked rows are persisted in PENDING; no public action currently persists ACCEPTED, REJECTED, or IGNORED.</w:t>
             </w:r>
           </w:p>
         </w:tc>
